--- a/storage/app/templates/form-permintaan-cuti-template.docx
+++ b/storage/app/templates/form-permintaan-cuti-template.docx
@@ -455,7 +455,7 @@
           <w:szCs w:val="18"/>
           <w:lang w:val="sv-SE"/>
         </w:rPr>
-        <w:t>NOMOR: ${nomor_surat}</w:t>
+        <w:t>NOMOR: ${nomor_urut}/KPN.W32.U4/KP5.3/${bulan_cuti}/${tahun_cuti}</w:t>
       </w:r>
       <w:r>
         <w:rPr>
